--- a/Tailored_CVs/Shinoy_CGI_Nederland_Test_Engineer___System_Engineer.docx
+++ b/Tailored_CVs/Shinoy_CGI_Nederland_Test_Engineer___System_Engineer.docx
@@ -70,7 +70,7 @@
           <w:b w:val="0"/>
           <w:sz w:val="19"/>
         </w:rPr>
-        <w:t>I am a QA Automation Engineer with over 8 years of experience testing complex systems for financial and enterprise clients. I hold a valid EU residence permit and am based in the Netherlands, ready to start immediately. My background includes writing detailed test procedures, executing functional and integration tests, and maintaining robust test environments. I am comfortable tackling technical challenges and ensuring high system reliability.</w:t>
+        <w:t>I am a QA engineer with over 8 years of experience testing complex software systems and validating data integrity. I hold a valid EU residence permit and am based nearby in Amstelveen, allowing me to work on location at ESTEC Noordwijk without friction. I bring strong skills in manual verification, test procedure documentation, and structured troubleshooting across technical environments.</w:t>
       </w:r>
     </w:p>
     <w:p>
@@ -288,7 +288,7 @@
           <w:b w:val="0"/>
           <w:sz w:val="18"/>
         </w:rPr>
-        <w:t>▸ Performed integration and functional verification tests across complex software architectures, maintaining strict traceability and test documentation.</w:t>
+        <w:t>▸ Executed comprehensive manual and exploratory testing alongside automated smoke testing on deployment builds to ensure high release stability.</w:t>
       </w:r>
     </w:p>
     <w:p>
@@ -301,7 +301,7 @@
           <w:b w:val="0"/>
           <w:sz w:val="18"/>
         </w:rPr>
-        <w:t>▸ Created and maintained detailed test procedures and managed defect tracking to ensure high reliability before deployment.</w:t>
+        <w:t>▸ Produced and maintained test procedures, defect tracking records, and test documentation to ensure full traceability.</w:t>
       </w:r>
     </w:p>
     <w:p>
@@ -314,7 +314,7 @@
           <w:b w:val="0"/>
           <w:sz w:val="18"/>
         </w:rPr>
-        <w:t>▸ Executed manual testing alongside automated smoke and regression test runs to validate release stability in fastpaced environments.</w:t>
+        <w:t>▸ Collaborated with crossfunctional teams and stakeholders to investigate findings, manage test benches, and archive test evidence.</w:t>
       </w:r>
     </w:p>
     <w:p>
@@ -327,7 +327,7 @@
           <w:b w:val="0"/>
           <w:sz w:val="18"/>
         </w:rPr>
-        <w:t>▸ Streamlined test generation and deployment scripts utilizing AI tools like Gemini Code Assist to improve overall testing efficiency.</w:t>
+        <w:t>▸ Streamlined test generation scripts and verification processes utilizing Gemini Code Assist to improve technical efficiency.</w:t>
       </w:r>
     </w:p>
     <w:p>
